--- a/templates/SARL/SARL_2026-07_Declaration-Immatriculation-RC_Template.docx
+++ b/templates/SARL/SARL_2026-07_Declaration-Immatriculation-RC_Template.docx
@@ -1,6 +1,6 @@
 
 <file path=word/document.xml><?xml version="1.0" encoding="utf-8"?>
-<w:document xmlns:wpc="http://schemas.microsoft.com/office/word/2010/wordprocessingCanvas" xmlns:cx="http://schemas.microsoft.com/office/drawing/2014/chartex" xmlns:cx1="http://schemas.microsoft.com/office/drawing/2015/9/8/chartex" xmlns:cx2="http://schemas.microsoft.com/office/drawing/2015/10/21/chartex" xmlns:cx3="http://schemas.microsoft.com/office/drawing/2016/5/9/chartex" xmlns:cx4="http://schemas.microsoft.com/office/drawing/2016/5/10/chartex" xmlns:cx5="http://schemas.microsoft.com/office/drawing/2016/5/11/chartex" xmlns:cx6="http://schemas.microsoft.com/office/drawing/2016/5/12/chartex" xmlns:cx7="http://schemas.microsoft.com/office/drawing/2016/5/13/chartex" xmlns:cx8="http://schemas.microsoft.com/office/drawing/2016/5/14/chartex" xmlns:mc="http://schemas.openxmlformats.org/markup-compatibility/2006" xmlns:aink="http://schemas.microsoft.com/office/drawing/2016/ink" xmlns:am3d="http://schemas.microsoft.com/office/drawing/2017/model3d" xmlns:o="urn:schemas-microsoft-com:office:office" xmlns:oel="http://schemas.microsoft.com/office/2019/extlst" xmlns:r="http://schemas.openxmlformats.org/officeDocument/2006/relationships" xmlns:m="http://schemas.openxmlformats.org/officeDocument/2006/math" xmlns:v="urn:schemas-microsoft-com:vml" xmlns:wp14="http://schemas.microsoft.com/office/word/2010/wordprocessingDrawing" xmlns:wp="http://schemas.openxmlformats.org/drawingml/2006/wordprocessingDrawing" xmlns:w10="urn:schemas-microsoft-com:office:word" xmlns:w="http://schemas.openxmlformats.org/wordprocessingml/2006/main" xmlns:w14="http://schemas.microsoft.com/office/word/2010/wordml" xmlns:w15="http://schemas.microsoft.com/office/word/2012/wordml" xmlns:w16cex="http://schemas.microsoft.com/office/word/2018/wordml/cex" xmlns:w16cid="http://schemas.microsoft.com/office/word/2016/wordml/cid" xmlns:w16="http://schemas.microsoft.com/office/word/2018/wordml" xmlns:w16sdtdh="http://schemas.microsoft.com/office/word/2020/wordml/sdtdatahash" xmlns:w16se="http://schemas.microsoft.com/office/word/2015/wordml/symex" xmlns:wpg="http://schemas.microsoft.com/office/word/2010/wordprocessingGroup" xmlns:wpi="http://schemas.microsoft.com/office/word/2010/wordprocessingInk" xmlns:wne="http://schemas.microsoft.com/office/word/2006/wordml" xmlns:wps="http://schemas.microsoft.com/office/word/2010/wordprocessingShape" mc:Ignorable="w14 w15 w16se w16cid w16 w16cex w16sdtdh wp14">
+<w:document xmlns:wpc="http://schemas.microsoft.com/office/word/2010/wordprocessingCanvas" xmlns:cx="http://schemas.microsoft.com/office/drawing/2014/chartex" xmlns:cx1="http://schemas.microsoft.com/office/drawing/2015/9/8/chartex" xmlns:cx2="http://schemas.microsoft.com/office/drawing/2015/10/21/chartex" xmlns:cx3="http://schemas.microsoft.com/office/drawing/2016/5/9/chartex" xmlns:cx4="http://schemas.microsoft.com/office/drawing/2016/5/10/chartex" xmlns:cx5="http://schemas.microsoft.com/office/drawing/2016/5/11/chartex" xmlns:cx6="http://schemas.microsoft.com/office/drawing/2016/5/12/chartex" xmlns:cx7="http://schemas.microsoft.com/office/drawing/2016/5/13/chartex" xmlns:cx8="http://schemas.microsoft.com/office/drawing/2016/5/14/chartex" xmlns:mc="http://schemas.openxmlformats.org/markup-compatibility/2006" xmlns:aink="http://schemas.microsoft.com/office/drawing/2016/ink" xmlns:am3d="http://schemas.microsoft.com/office/drawing/2017/model3d" xmlns:o="urn:schemas-microsoft-com:office:office" xmlns:oel="http://schemas.microsoft.com/office/2019/extlst" xmlns:r="http://schemas.openxmlformats.org/officeDocument/2006/relationships" xmlns:m="http://schemas.openxmlformats.org/officeDocument/2006/math" xmlns:v="urn:schemas-microsoft-com:vml" xmlns:wp14="http://schemas.microsoft.com/office/word/2010/wordprocessingDrawing" xmlns:wp="http://schemas.openxmlformats.org/drawingml/2006/wordprocessingDrawing" xmlns:w10="urn:schemas-microsoft-com:office:word" xmlns:w="http://schemas.openxmlformats.org/wordprocessingml/2006/main" xmlns:w14="http://schemas.microsoft.com/office/word/2010/wordml" xmlns:w15="http://schemas.microsoft.com/office/word/2012/wordml" xmlns:w16cex="http://schemas.microsoft.com/office/word/2018/wordml/cex" xmlns:w16cid="http://schemas.microsoft.com/office/word/2016/wordml/cid" xmlns:w16="http://schemas.microsoft.com/office/word/2018/wordml" xmlns:w16du="http://schemas.microsoft.com/office/word/2023/wordml/word16du" xmlns:w16sdtdh="http://schemas.microsoft.com/office/word/2020/wordml/sdtdatahash" xmlns:w16sdtfl="http://schemas.microsoft.com/office/word/2024/wordml/sdtformatlock" xmlns:w16se="http://schemas.microsoft.com/office/word/2015/wordml/symex" xmlns:wpg="http://schemas.microsoft.com/office/word/2010/wordprocessingGroup" xmlns:wpi="http://schemas.microsoft.com/office/word/2010/wordprocessingInk" xmlns:wne="http://schemas.microsoft.com/office/word/2006/wordml" xmlns:wps="http://schemas.microsoft.com/office/word/2010/wordprocessingShape" mc:Ignorable="w14 w15 w16se w16cid w16 w16cex w16sdtdh w16sdtfl w16du wp14">
   <w:body>
     <w:p>
       <w:pPr>
@@ -1024,7 +1024,7 @@
           <w:sz w:val="22"/>
           <w:szCs w:val="22"/>
         </w:rPr>
-        <w:t xml:space="preserve"> Casablanca -Maroc</w:t>
+        <w:t xml:space="preserve"> -Maroc</w:t>
       </w:r>
       <w:bookmarkEnd w:id="0"/>
       <w:r>
@@ -1104,7 +1104,7 @@
           <w:b/>
           <w:bCs/>
         </w:rPr>
-        <w:t xml:space="preserve">SOCIETE A RESPONSABILITE LIMITEE ASSOCIE UNIQUE </w:t>
+        <w:t>{{ SOCIETE_FORME_JURIDIQUE }}</w:t>
       </w:r>
       <w:r>
         <w:rPr>
@@ -1150,7 +1150,23 @@
           <w:b/>
           <w:bCs/>
         </w:rPr>
-        <w:t>100 000.00 DHS</w:t>
+        <w:t>{{ SOCIETE_CAPITAL }}</w:t>
+      </w:r>
+      <w:r>
+        <w:rPr>
+          <w:rFonts w:ascii="Aptos" w:hAnsi="Aptos"/>
+          <w:b/>
+          <w:bCs/>
+        </w:rPr>
+        <w:t xml:space="preserve"> </w:t>
+      </w:r>
+      <w:r>
+        <w:rPr>
+          <w:rFonts w:ascii="Aptos" w:hAnsi="Aptos"/>
+          <w:b/>
+          <w:bCs/>
+        </w:rPr>
+        <w:t>DHS</w:t>
       </w:r>
       <w:r>
         <w:rPr>
@@ -1176,7 +1192,7 @@
         <w:rPr>
           <w:rFonts w:ascii="Aptos" w:hAnsi="Aptos"/>
         </w:rPr>
-        <w:t>………………………………..</w:t>
+        <w:t>……………………</w:t>
       </w:r>
     </w:p>
     <w:p>
@@ -1631,15 +1647,7 @@
                 <w:b/>
                 <w:bCs/>
               </w:rPr>
-              <w:t>Associe</w:t>
-            </w:r>
-            <w:r>
-              <w:rPr>
-                <w:rFonts w:ascii="Aptos" w:hAnsi="Aptos"/>
-                <w:b/>
-                <w:bCs/>
-              </w:rPr>
-              <w:t xml:space="preserve"> Gérant</w:t>
+              <w:t>{{ GERANT_QUALITE }}</w:t>
             </w:r>
           </w:p>
         </w:tc>
@@ -1758,17 +1766,19 @@
     </w:p>
     <w:p>
       <w:pPr>
-        <w:numPr>
-          <w:ilvl w:val="0"/>
-          <w:numId w:val="3"/>
-        </w:numPr>
-        <w:ind w:left="0" w:firstLine="0"/>
         <w:jc w:val="both"/>
         <w:rPr>
           <w:rFonts w:ascii="Aptos" w:hAnsi="Aptos"/>
           <w:sz w:val="18"/>
         </w:rPr>
       </w:pPr>
+      <w:r>
+        <w:rPr>
+          <w:rFonts w:ascii="Aptos" w:hAnsi="Aptos"/>
+          <w:sz w:val="18"/>
+        </w:rPr>
+        <w:t>1-</w:t>
+      </w:r>
       <w:r>
         <w:rPr>
           <w:rFonts w:ascii="Aptos" w:hAnsi="Aptos"/>
@@ -2081,7 +2091,7 @@
 </file>
 
 <file path=word/numbering.xml><?xml version="1.0" encoding="utf-8"?>
-<w:numbering xmlns:wpc="http://schemas.microsoft.com/office/word/2010/wordprocessingCanvas" xmlns:cx="http://schemas.microsoft.com/office/drawing/2014/chartex" xmlns:cx1="http://schemas.microsoft.com/office/drawing/2015/9/8/chartex" xmlns:cx2="http://schemas.microsoft.com/office/drawing/2015/10/21/chartex" xmlns:cx3="http://schemas.microsoft.com/office/drawing/2016/5/9/chartex" xmlns:cx4="http://schemas.microsoft.com/office/drawing/2016/5/10/chartex" xmlns:cx5="http://schemas.microsoft.com/office/drawing/2016/5/11/chartex" xmlns:cx6="http://schemas.microsoft.com/office/drawing/2016/5/12/chartex" xmlns:cx7="http://schemas.microsoft.com/office/drawing/2016/5/13/chartex" xmlns:cx8="http://schemas.microsoft.com/office/drawing/2016/5/14/chartex" xmlns:mc="http://schemas.openxmlformats.org/markup-compatibility/2006" xmlns:aink="http://schemas.microsoft.com/office/drawing/2016/ink" xmlns:am3d="http://schemas.microsoft.com/office/drawing/2017/model3d" xmlns:o="urn:schemas-microsoft-com:office:office" xmlns:oel="http://schemas.microsoft.com/office/2019/extlst" xmlns:r="http://schemas.openxmlformats.org/officeDocument/2006/relationships" xmlns:m="http://schemas.openxmlformats.org/officeDocument/2006/math" xmlns:v="urn:schemas-microsoft-com:vml" xmlns:wp14="http://schemas.microsoft.com/office/word/2010/wordprocessingDrawing" xmlns:wp="http://schemas.openxmlformats.org/drawingml/2006/wordprocessingDrawing" xmlns:w10="urn:schemas-microsoft-com:office:word" xmlns:w="http://schemas.openxmlformats.org/wordprocessingml/2006/main" xmlns:w14="http://schemas.microsoft.com/office/word/2010/wordml" xmlns:w15="http://schemas.microsoft.com/office/word/2012/wordml" xmlns:w16cex="http://schemas.microsoft.com/office/word/2018/wordml/cex" xmlns:w16cid="http://schemas.microsoft.com/office/word/2016/wordml/cid" xmlns:w16="http://schemas.microsoft.com/office/word/2018/wordml" xmlns:w16sdtdh="http://schemas.microsoft.com/office/word/2020/wordml/sdtdatahash" xmlns:w16se="http://schemas.microsoft.com/office/word/2015/wordml/symex" xmlns:wpg="http://schemas.microsoft.com/office/word/2010/wordprocessingGroup" xmlns:wpi="http://schemas.microsoft.com/office/word/2010/wordprocessingInk" xmlns:wne="http://schemas.microsoft.com/office/word/2006/wordml" xmlns:wps="http://schemas.microsoft.com/office/word/2010/wordprocessingShape" mc:Ignorable="w14 w15 w16se w16cid w16 w16cex w16sdtdh wp14">
+<w:numbering xmlns:wpc="http://schemas.microsoft.com/office/word/2010/wordprocessingCanvas" xmlns:cx="http://schemas.microsoft.com/office/drawing/2014/chartex" xmlns:cx1="http://schemas.microsoft.com/office/drawing/2015/9/8/chartex" xmlns:cx2="http://schemas.microsoft.com/office/drawing/2015/10/21/chartex" xmlns:cx3="http://schemas.microsoft.com/office/drawing/2016/5/9/chartex" xmlns:cx4="http://schemas.microsoft.com/office/drawing/2016/5/10/chartex" xmlns:cx5="http://schemas.microsoft.com/office/drawing/2016/5/11/chartex" xmlns:cx6="http://schemas.microsoft.com/office/drawing/2016/5/12/chartex" xmlns:cx7="http://schemas.microsoft.com/office/drawing/2016/5/13/chartex" xmlns:cx8="http://schemas.microsoft.com/office/drawing/2016/5/14/chartex" xmlns:mc="http://schemas.openxmlformats.org/markup-compatibility/2006" xmlns:aink="http://schemas.microsoft.com/office/drawing/2016/ink" xmlns:am3d="http://schemas.microsoft.com/office/drawing/2017/model3d" xmlns:o="urn:schemas-microsoft-com:office:office" xmlns:oel="http://schemas.microsoft.com/office/2019/extlst" xmlns:r="http://schemas.openxmlformats.org/officeDocument/2006/relationships" xmlns:m="http://schemas.openxmlformats.org/officeDocument/2006/math" xmlns:v="urn:schemas-microsoft-com:vml" xmlns:wp14="http://schemas.microsoft.com/office/word/2010/wordprocessingDrawing" xmlns:wp="http://schemas.openxmlformats.org/drawingml/2006/wordprocessingDrawing" xmlns:w10="urn:schemas-microsoft-com:office:word" xmlns:w="http://schemas.openxmlformats.org/wordprocessingml/2006/main" xmlns:w14="http://schemas.microsoft.com/office/word/2010/wordml" xmlns:w15="http://schemas.microsoft.com/office/word/2012/wordml" xmlns:w16cex="http://schemas.microsoft.com/office/word/2018/wordml/cex" xmlns:w16cid="http://schemas.microsoft.com/office/word/2016/wordml/cid" xmlns:w16="http://schemas.microsoft.com/office/word/2018/wordml" xmlns:w16du="http://schemas.microsoft.com/office/word/2023/wordml/word16du" xmlns:w16sdtdh="http://schemas.microsoft.com/office/word/2020/wordml/sdtdatahash" xmlns:w16sdtfl="http://schemas.microsoft.com/office/word/2024/wordml/sdtformatlock" xmlns:w16se="http://schemas.microsoft.com/office/word/2015/wordml/symex" xmlns:wpg="http://schemas.microsoft.com/office/word/2010/wordprocessingGroup" xmlns:wpi="http://schemas.microsoft.com/office/word/2010/wordprocessingInk" xmlns:wne="http://schemas.microsoft.com/office/word/2006/wordml" xmlns:wps="http://schemas.microsoft.com/office/word/2010/wordprocessingShape" mc:Ignorable="w14 w15 w16se w16cid w16 w16cex w16sdtdh w16sdtfl w16du wp14">
   <w:abstractNum w:abstractNumId="0" w15:restartNumberingAfterBreak="0">
     <w:nsid w:val="3955304A"/>
     <w:multiLevelType w:val="hybridMultilevel"/>
@@ -2274,7 +2284,7 @@
 </file>
 
 <file path=word/styles.xml><?xml version="1.0" encoding="utf-8"?>
-<w:styles xmlns:mc="http://schemas.openxmlformats.org/markup-compatibility/2006" xmlns:r="http://schemas.openxmlformats.org/officeDocument/2006/relationships" xmlns:w="http://schemas.openxmlformats.org/wordprocessingml/2006/main" xmlns:w14="http://schemas.microsoft.com/office/word/2010/wordml" xmlns:w15="http://schemas.microsoft.com/office/word/2012/wordml" xmlns:w16cex="http://schemas.microsoft.com/office/word/2018/wordml/cex" xmlns:w16cid="http://schemas.microsoft.com/office/word/2016/wordml/cid" xmlns:w16="http://schemas.microsoft.com/office/word/2018/wordml" xmlns:w16sdtdh="http://schemas.microsoft.com/office/word/2020/wordml/sdtdatahash" xmlns:w16se="http://schemas.microsoft.com/office/word/2015/wordml/symex" mc:Ignorable="w14 w15 w16se w16cid w16 w16cex w16sdtdh">
+<w:styles xmlns:mc="http://schemas.openxmlformats.org/markup-compatibility/2006" xmlns:r="http://schemas.openxmlformats.org/officeDocument/2006/relationships" xmlns:w="http://schemas.openxmlformats.org/wordprocessingml/2006/main" xmlns:w14="http://schemas.microsoft.com/office/word/2010/wordml" xmlns:w15="http://schemas.microsoft.com/office/word/2012/wordml" xmlns:w16cex="http://schemas.microsoft.com/office/word/2018/wordml/cex" xmlns:w16cid="http://schemas.microsoft.com/office/word/2016/wordml/cid" xmlns:w16="http://schemas.microsoft.com/office/word/2018/wordml" xmlns:w16du="http://schemas.microsoft.com/office/word/2023/wordml/word16du" xmlns:w16sdtdh="http://schemas.microsoft.com/office/word/2020/wordml/sdtdatahash" xmlns:w16sdtfl="http://schemas.microsoft.com/office/word/2024/wordml/sdtformatlock" xmlns:w16se="http://schemas.microsoft.com/office/word/2015/wordml/symex" mc:Ignorable="w14 w15 w16se w16cid w16 w16cex w16sdtdh w16sdtfl w16du">
   <w:docDefaults>
     <w:rPrDefault>
       <w:rPr>
@@ -3073,14 +3083,6 @@
       <w:b/>
       <w:bCs/>
       <w:color w:val="31479E" w:themeColor="accent1" w:themeShade="BF"/>
-      <w14:textFill>
-        <w14:solidFill>
-          <w14:schemeClr w14:val="accent1">
-            <w14:lumMod w14:val="75000"/>
-            <w14:lumMod w14:val="75000"/>
-          </w14:schemeClr>
-        </w14:solidFill>
-      </w14:textFill>
     </w:rPr>
   </w:style>
   <w:style w:type="character" w:customStyle="1" w:styleId="Car4">

--- a/templates/SARL/SARL_2026-07_Declaration-Immatriculation-RC_Template.docx
+++ b/templates/SARL/SARL_2026-07_Declaration-Immatriculation-RC_Template.docx
@@ -112,7 +112,7 @@
           <w:rFonts w:ascii="Aptos" w:hAnsi="Aptos"/>
           <w:b/>
         </w:rPr>
-        <w:t>{{ SOCIETE_TRIBUNAL }}</w:t>
+        <w:t>_SOCIETE_TRIBUNAL_</w:t>
       </w:r>
     </w:p>
     <w:p>
@@ -473,7 +473,7 @@
           <w:b/>
           <w:bCs/>
         </w:rPr>
-        <w:t>{{ SOCIETE_RAISON_SOCIALE }} {{ SOCIETE_FORME_JURIDIQUE }}</w:t>
+        <w:t>_SOCIETE_RAISON_SOCIALE_ _SOCIETE_FORME_JURIDIQUE_</w:t>
       </w:r>
       <w:r>
         <w:rPr>
@@ -806,7 +806,7 @@
           <w:b/>
           <w:bCs/>
         </w:rPr>
-        <w:t>{{ SOCIETE_RAISON_SOCIALE }}</w:t>
+        <w:t>_SOCIETE_RAISON_SOCIALE_</w:t>
       </w:r>
       <w:r>
         <w:rPr>
@@ -871,7 +871,7 @@
           <w:b/>
           <w:bCs/>
         </w:rPr>
-        <w:t>{{ SOCIETE_DATE_ICE }}</w:t>
+        <w:t>_SOCIETE_DATE_ICE_</w:t>
       </w:r>
       <w:r>
         <w:rPr>
@@ -1014,7 +1014,7 @@
           <w:sz w:val="22"/>
           <w:szCs w:val="22"/>
         </w:rPr>
-        <w:t>{{ SOCIETE_ADRESSE_SIEGE }}</w:t>
+        <w:t>_SOCIETE_ADRESSE_SIEGE_</w:t>
       </w:r>
       <w:r>
         <w:rPr>
@@ -1104,7 +1104,7 @@
           <w:b/>
           <w:bCs/>
         </w:rPr>
-        <w:t>{{ SOCIETE_FORME_JURIDIQUE }}</w:t>
+        <w:t>_SOCIETE_FORME_JURIDIQUE_</w:t>
       </w:r>
       <w:r>
         <w:rPr>
@@ -1150,7 +1150,7 @@
           <w:b/>
           <w:bCs/>
         </w:rPr>
-        <w:t>{{ SOCIETE_CAPITAL }}</w:t>
+        <w:t>_SOCIETE_CAPITAL_</w:t>
       </w:r>
       <w:r>
         <w:rPr>
@@ -1559,7 +1559,7 @@
                 <w:b/>
                 <w:bCs/>
               </w:rPr>
-              <w:t>{{ ASSOCIE_CIVILITE }} {{ ASSOCIE_PRENOM }} {{ ASSOCIE_NOM }}</w:t>
+              <w:t>_ASSOCIE_CIVILITE_ _ASSOCIE_PRENOM_ _ASSOCIE_NOM_</w:t>
             </w:r>
           </w:p>
         </w:tc>
@@ -1587,7 +1587,7 @@
                 <w:rFonts w:ascii="Aptos" w:hAnsi="Aptos"/>
                 <w:b/>
               </w:rPr>
-              <w:t>{{ ASSOCIE_DATE_NAISSANCE }} à {{ ASSOCIE_LIEU_NAISSANCE }}</w:t>
+              <w:t>_ASSOCIE_DATE_NAISSANCE_ à _ASSOCIE_LIEU_NAISSANCE_</w:t>
             </w:r>
           </w:p>
         </w:tc>
@@ -1647,7 +1647,7 @@
                 <w:b/>
                 <w:bCs/>
               </w:rPr>
-              <w:t>{{ GERANT_QUALITE }}</w:t>
+              <w:t>_GERANT_QUALITE_</w:t>
             </w:r>
           </w:p>
         </w:tc>
@@ -1677,7 +1677,7 @@
                 <w:b/>
                 <w:bCs/>
               </w:rPr>
-              <w:t>{{ ASSOCIE_ADRESSE }}</w:t>
+              <w:t>_ASSOCIE_ADRESSE_</w:t>
             </w:r>
           </w:p>
         </w:tc>
@@ -1707,7 +1707,7 @@
                 <w:b/>
                 <w:bCs/>
               </w:rPr>
-              <w:t>{{ ASSOCIE_CIN }}</w:t>
+              <w:t>_ASSOCIE_CIN_</w:t>
             </w:r>
           </w:p>
           <w:p>
@@ -1733,7 +1733,7 @@
                 <w:b/>
                 <w:bCs/>
               </w:rPr>
-              <w:t>{{ ASSOCIE_DATE_VALIDITE_CIN }}</w:t>
+              <w:t>_ASSOCIE_DATE_VALIDITE_CIN_</w:t>
             </w:r>
           </w:p>
         </w:tc>
@@ -1829,7 +1829,7 @@
           <w:rFonts w:ascii="Aptos" w:hAnsi="Aptos"/>
           <w:b/>
         </w:rPr>
-        <w:t xml:space="preserve">{{ ASSOCIE_CIVILITE }} {{ ASSOCIE_PRENOM }} {{ ASSOCIE_NOM }} </w:t>
+        <w:t xml:space="preserve">_ASSOCIE_CIVILITE_ _ASSOCIE_PRENOM_ _ASSOCIE_NOM_ </w:t>
       </w:r>
       <w:r>
         <w:rPr>
@@ -1850,7 +1850,7 @@
           <w:rFonts w:ascii="Aptos" w:hAnsi="Aptos"/>
           <w:b/>
         </w:rPr>
-        <w:t xml:space="preserve">{{ ASSOCIE_DATE_NAISSANCE }} </w:t>
+        <w:t xml:space="preserve">_ASSOCIE_DATE_NAISSANCE_ </w:t>
       </w:r>
       <w:r>
         <w:rPr>
@@ -1864,7 +1864,7 @@
           <w:rFonts w:ascii="Aptos" w:hAnsi="Aptos"/>
           <w:b/>
         </w:rPr>
-        <w:t xml:space="preserve"> {{ ASSOCIE_LIEU_NAISSANCE }}</w:t>
+        <w:t xml:space="preserve"> _ASSOCIE_LIEU_NAISSANCE_</w:t>
       </w:r>
       <w:r>
         <w:rPr>
@@ -1892,7 +1892,7 @@
           <w:rFonts w:ascii="Aptos" w:hAnsi="Aptos"/>
           <w:b/>
         </w:rPr>
-        <w:t>{{ ASSOCIE_ADRESSE }}</w:t>
+        <w:t>_ASSOCIE_ADRESSE_</w:t>
       </w:r>
       <w:r>
         <w:rPr>
@@ -1920,7 +1920,7 @@
           <w:rFonts w:ascii="Aptos" w:hAnsi="Aptos"/>
           <w:b/>
         </w:rPr>
-        <w:t>{{ ASSOCIE_CIN }}</w:t>
+        <w:t>_ASSOCIE_CIN_</w:t>
       </w:r>
       <w:r>
         <w:rPr>
